--- a/docs/launch-kit/SignFlow-Requestor-Guide.docx
+++ b/docs/launch-kit/SignFlow-Requestor-Guide.docx
@@ -211,7 +211,7 @@
         <w:t xml:space="preserve">Single approver</w:t>
       </w:r>
       <w:r>
-        <w:t xml:space="preserve"> (any approver from one team) or </w:t>
+        <w:t xml:space="preserve"> (any approver from one team), </w:t>
       </w:r>
       <w:r>
         <w:rPr>
@@ -221,7 +221,17 @@
         <w:t xml:space="preserve">Multi-step workflow</w:t>
       </w:r>
       <w:r>
-        <w:t xml:space="preserve"> (specific signers, in a set order).</w:t>
+        <w:t xml:space="preserve"> (specific signers, in a set order), or </w:t>
+      </w:r>
+      <w:r>
+        <w:rPr>
+          <w:b/>
+          <w:bCs/>
+        </w:rPr>
+        <w:t xml:space="preserve">Send to a specific person</w:t>
+      </w:r>
+      <w:r>
+        <w:t xml:space="preserve"> (request a signature from any individual by name or email).</w:t>
       </w:r>
     </w:p>
     <w:p>
@@ -454,6 +464,139 @@
     </w:p>
     <w:p>
       <w:pPr>
+        <w:pStyle w:val="Heading3"/>
+      </w:pPr>
+      <w:r>
+        <w:t xml:space="preserve">Send to a specific person</w:t>
+      </w:r>
+    </w:p>
+    <w:p>
+      <w:pPr>
+        <w:pStyle w:val="ListParagraph"/>
+        <w:numPr>
+          <w:ilvl w:val="0"/>
+          <w:numId w:val="4"/>
+        </w:numPr>
+        <w:spacing w:after="40"/>
+      </w:pPr>
+      <w:r>
+        <w:t xml:space="preserve">Upload a </w:t>
+      </w:r>
+      <w:r>
+        <w:rPr>
+          <w:b/>
+          <w:bCs/>
+        </w:rPr>
+        <w:t xml:space="preserve">PDF</w:t>
+      </w:r>
+      <w:r>
+        <w:t xml:space="preserve">, then choose </w:t>
+      </w:r>
+      <w:r>
+        <w:rPr>
+          <w:b/>
+          <w:bCs/>
+        </w:rPr>
+        <w:t xml:space="preserve">Send to a specific person</w:t>
+      </w:r>
+      <w:r>
+        <w:t xml:space="preserve"> (this mode is PDF-only).</w:t>
+      </w:r>
+    </w:p>
+    <w:p>
+      <w:pPr>
+        <w:pStyle w:val="ListParagraph"/>
+        <w:numPr>
+          <w:ilvl w:val="0"/>
+          <w:numId w:val="4"/>
+        </w:numPr>
+        <w:spacing w:after="40"/>
+      </w:pPr>
+      <w:r>
+        <w:t xml:space="preserve">Search the directory by </w:t>
+      </w:r>
+      <w:r>
+        <w:rPr>
+          <w:b/>
+          <w:bCs/>
+        </w:rPr>
+        <w:t xml:space="preserve">name or email</w:t>
+      </w:r>
+      <w:r>
+        <w:t xml:space="preserve"> and pick the person — this works for </w:t>
+      </w:r>
+      <w:r>
+        <w:rPr>
+          <w:b/>
+          <w:bCs/>
+        </w:rPr>
+        <w:t xml:space="preserve">any</w:t>
+      </w:r>
+      <w:r>
+        <w:t xml:space="preserve"> user, regardless of team or role.</w:t>
+      </w:r>
+    </w:p>
+    <w:p>
+      <w:pPr>
+        <w:pStyle w:val="ListParagraph"/>
+        <w:numPr>
+          <w:ilvl w:val="0"/>
+          <w:numId w:val="4"/>
+        </w:numPr>
+        <w:spacing w:after="40"/>
+      </w:pPr>
+      <w:r>
+        <w:t xml:space="preserve">If no one matches, they don’t have an account yet; ask them to register first (or have IT add them).</w:t>
+      </w:r>
+    </w:p>
+    <w:p>
+      <w:pPr>
+        <w:pStyle w:val="ListParagraph"/>
+        <w:numPr>
+          <w:ilvl w:val="0"/>
+          <w:numId w:val="4"/>
+        </w:numPr>
+        <w:spacing w:after="40"/>
+      </w:pPr>
+      <w:r>
+        <w:t xml:space="preserve">Place their signature box on the page and </w:t>
+      </w:r>
+      <w:r>
+        <w:rPr>
+          <w:b/>
+          <w:bCs/>
+        </w:rPr>
+        <w:t xml:space="preserve">submit</w:t>
+      </w:r>
+      <w:r>
+        <w:t xml:space="preserve">. They’re notified and the document appears in their </w:t>
+      </w:r>
+      <w:r>
+        <w:rPr>
+          <w:b/>
+          <w:bCs/>
+        </w:rPr>
+        <w:t xml:space="preserve">Awaiting your signature</w:t>
+      </w:r>
+      <w:r>
+        <w:t xml:space="preserve"> area.</w:t>
+      </w:r>
+    </w:p>
+    <w:p>
+      <w:pPr>
+        <w:pBdr>
+          <w:left w:val="single" w:color="B8894A" w:sz="18" w:space="8"/>
+        </w:pBdr>
+        <w:shd w:fill="F4EFE3" w:val="clear"/>
+        <w:spacing w:after="120" w:before="80"/>
+        <w:ind w:left="120"/>
+      </w:pPr>
+      <w:r>
+        <w:t xml:space="preserve">Use this when you know exactly who should sign and they aren’t one of a team’s approvers — for example a colleague in another department.</w:t>
+      </w:r>
+    </w:p>
+    <w:p>
+      <w:pPr>
         <w:pStyle w:val="Heading2"/>
       </w:pPr>
       <w:r>
@@ -518,6 +661,42 @@
       </w:r>
       <w:r>
         <w:t xml:space="preserve"> — see the reason given, then correct and resubmit.</w:t>
+      </w:r>
+    </w:p>
+    <w:p>
+      <w:pPr>
+        <w:pStyle w:val="Heading2"/>
+      </w:pPr>
+      <w:r>
+        <w:t xml:space="preserve">Signing a request someone sent you</w:t>
+      </w:r>
+    </w:p>
+    <w:p>
+      <w:pPr>
+        <w:spacing w:after="100"/>
+      </w:pPr>
+      <w:r>
+        <w:t xml:space="preserve">If a colleague sends a document straight to you, it appears under </w:t>
+      </w:r>
+      <w:r>
+        <w:rPr>
+          <w:b/>
+          <w:bCs/>
+        </w:rPr>
+        <w:t xml:space="preserve">Awaiting your signature</w:t>
+      </w:r>
+      <w:r>
+        <w:t xml:space="preserve"> on your home screen, with a count. Open it, review the document, and </w:t>
+      </w:r>
+      <w:r>
+        <w:rPr>
+          <w:b/>
+          <w:bCs/>
+        </w:rPr>
+        <w:t xml:space="preserve">Review &amp; sign</w:t>
+      </w:r>
+      <w:r>
+        <w:t xml:space="preserve"> — exactly like an approver. You’ll need a registered signature; if you don’t have one yet, you’ll be prompted to add it first.</w:t>
       </w:r>
     </w:p>
     <w:p>
